--- a/Лаба2.docx
+++ b/Лаба2.docx
@@ -228,11 +228,11 @@
         <w:ind w:left="-567" w:right="-284"/>
         <w:jc w:val="center"/>
         <w:rPr>
-          <w:rFonts w:ascii="Times New Roman" w:hAnsi="Times New Roman" w:eastAsia="Calibri" w:cs="Times New Roman"/>
+          <w:rFonts w:hint="default" w:ascii="Times New Roman" w:hAnsi="Times New Roman" w:eastAsia="Calibri" w:cs="Times New Roman"/>
           <w:kern w:val="0"/>
           <w:sz w:val="28"/>
           <w:szCs w:val="28"/>
-          <w:lang w:val="en-US"/>
+          <w:lang w:val="ru-RU"/>
           <w14:ligatures w14:val="none"/>
         </w:rPr>
       </w:pPr>
@@ -244,8 +244,21 @@
           <w:szCs w:val="28"/>
           <w14:ligatures w14:val="none"/>
         </w:rPr>
-        <w:t>Лабораторная работа № 1</w:t>
-      </w:r>
+        <w:t xml:space="preserve">Лабораторная работа № </w:t>
+      </w:r>
+      <w:r>
+        <w:rPr>
+          <w:rFonts w:hint="default" w:ascii="Times New Roman" w:hAnsi="Times New Roman" w:eastAsia="Calibri" w:cs="Times New Roman"/>
+          <w:kern w:val="0"/>
+          <w:sz w:val="28"/>
+          <w:szCs w:val="28"/>
+          <w:lang w:val="ru-RU"/>
+          <w14:ligatures w14:val="none"/>
+        </w:rPr>
+        <w:t>2</w:t>
+      </w:r>
+      <w:bookmarkStart w:id="2" w:name="_GoBack"/>
+      <w:bookmarkEnd w:id="2"/>
     </w:p>
     <w:p>
       <w:pPr>
@@ -8390,8 +8403,6 @@
         <w:t>Листинг программы</w:t>
       </w:r>
       <w:bookmarkEnd w:id="1"/>
-      <w:bookmarkStart w:id="2" w:name="_GoBack"/>
-      <w:bookmarkEnd w:id="2"/>
     </w:p>
     <w:p>
       <w:pPr>
